--- a/cvs/Lucas-Gabriel-Ferreira-CV-pt.docx
+++ b/cvs/Lucas-Gabriel-Ferreira-CV-pt.docx
@@ -63,7 +63,7 @@
         <w:rPr>
           <w:lang w:val="pt-BR"/>
         </w:rPr>
-        <w:t>Desenvolvo APIs e integrações em PHP e Python para sistemas corporativos, monitoramento industrial e operações de saúde. No IMD/LABCOMU, trabalho em projetos para a Apple, com foco em sincronização de dados, observabilidade e qualidade de software.</w:t>
+        <w:t>Desenvolvo APIs e integrações em PHP e Python para sistemas corporativos, monitoramento industrial e operações de saúde. No IMD/LABCOMU, desenvolvo sistemas que apoiam o onboarding nas Apple Developer Academies, em um projeto transnacional, com foco em sincronização de dados, observabilidade e qualidade de software.</w:t>
       </w:r>
     </w:p>
     <w:p>
@@ -108,7 +108,7 @@
         <w:rPr>
           <w:lang w:val="pt-BR"/>
         </w:rPr>
-        <w:t>• Desenvolvo APIs REST em PHP e Slim para projetos internacionais com a Apple como cliente, colaborando diretamente em inglês com seus interlocutores.</w:t>
+        <w:t>• Desenvolvo APIs REST em PHP e Slim para sistemas que apoiam o onboarding nas Apple Developer Academies, em um projeto transnacional com a Apple como cliente.</w:t>
       </w:r>
     </w:p>
     <w:p>
